--- a/templates/surat-08-kerja-sama.docx
+++ b/templates/surat-08-kerja-sama.docx
@@ -201,7 +201,7 @@
           <w:rFonts w:ascii="Times New Roman" w:cs="Times New Roman" w:eastAsia="Times New Roman" w:hAnsi="Times New Roman"/>
           <w:rtl w:val="0"/>
         </w:rPr>
-        <w:t xml:space="preserve">.  Kami selaku panitia AKSARA bermaksud </w:t>
+        <w:t xml:space="preserve">.  Kami selaku panitia {nama_kegiatan} bermaksud </w:t>
       </w:r>
       <w:r>
         <w:rPr>

--- a/templates/surat-08-kerja-sama.docx
+++ b/templates/surat-08-kerja-sama.docx
@@ -476,48 +476,6 @@
                 <w:rtl w:val="0"/>
               </w:rPr>
             </w:r>
-            <w:r>
-              <w:drawing>
-                <wp:anchor allowOverlap="1" behindDoc="0" distB="114300" distT="114300" distL="114300" distR="114300" hidden="0" layoutInCell="1" locked="0" relativeHeight="0" simplePos="0">
-                  <wp:simplePos x="0" y="0"/>
-                  <wp:positionH relativeFrom="column">
-                    <wp:posOffset>514350</wp:posOffset>
-                  </wp:positionH>
-                  <wp:positionV relativeFrom="paragraph">
-                    <wp:posOffset>180975</wp:posOffset>
-                  </wp:positionV>
-                  <wp:extent cx="1208484" cy="828675"/>
-                  <wp:effectExtent b="0" l="0" r="0" t="0"/>
-                  <wp:wrapNone/>
-                  <wp:docPr id="50" name="image4.png"/>
-                  <a:graphic>
-                    <a:graphicData uri="http://schemas.openxmlformats.org/drawingml/2006/picture">
-                      <pic:pic>
-                        <pic:nvPicPr>
-                          <pic:cNvPr id="0" name="image4.png"/>
-                          <pic:cNvPicPr preferRelativeResize="0"/>
-                        </pic:nvPicPr>
-                        <pic:blipFill>
-                          <a:blip r:embed="rId7"/>
-                          <a:srcRect b="11643" l="0" r="0" t="11644"/>
-                          <a:stretch>
-                            <a:fillRect/>
-                          </a:stretch>
-                        </pic:blipFill>
-                        <pic:spPr>
-                          <a:xfrm>
-                            <a:off x="0" y="0"/>
-                            <a:ext cx="1208484" cy="828675"/>
-                          </a:xfrm>
-                          <a:prstGeom prst="rect"/>
-                          <a:ln/>
-                        </pic:spPr>
-                      </pic:pic>
-                    </a:graphicData>
-                  </a:graphic>
-                </wp:anchor>
-              </w:drawing>
-            </w:r>
           </w:p>
           <w:p>
             <w:pPr>
@@ -577,48 +535,6 @@
                 <w:rtl w:val="0"/>
               </w:rPr>
             </w:r>
-            <w:r>
-              <w:drawing>
-                <wp:anchor allowOverlap="1" behindDoc="0" distB="114300" distT="114300" distL="114300" distR="114300" hidden="0" layoutInCell="1" locked="0" relativeHeight="0" simplePos="0">
-                  <wp:simplePos x="0" y="0"/>
-                  <wp:positionH relativeFrom="column">
-                    <wp:posOffset>885825</wp:posOffset>
-                  </wp:positionH>
-                  <wp:positionV relativeFrom="paragraph">
-                    <wp:posOffset>350425</wp:posOffset>
-                  </wp:positionV>
-                  <wp:extent cx="1084921" cy="1116521"/>
-                  <wp:effectExtent b="0" l="0" r="0" t="0"/>
-                  <wp:wrapNone/>
-                  <wp:docPr id="52" name="image2.png"/>
-                  <a:graphic>
-                    <a:graphicData uri="http://schemas.openxmlformats.org/drawingml/2006/picture">
-                      <pic:pic>
-                        <pic:nvPicPr>
-                          <pic:cNvPr id="0" name="image2.png"/>
-                          <pic:cNvPicPr preferRelativeResize="0"/>
-                        </pic:nvPicPr>
-                        <pic:blipFill>
-                          <a:blip r:embed="rId8"/>
-                          <a:srcRect b="18364" l="16035" r="17809" t="15008"/>
-                          <a:stretch>
-                            <a:fillRect/>
-                          </a:stretch>
-                        </pic:blipFill>
-                        <pic:spPr>
-                          <a:xfrm>
-                            <a:off x="0" y="0"/>
-                            <a:ext cx="1084921" cy="1116521"/>
-                          </a:xfrm>
-                          <a:prstGeom prst="rect"/>
-                          <a:ln/>
-                        </pic:spPr>
-                      </pic:pic>
-                    </a:graphicData>
-                  </a:graphic>
-                </wp:anchor>
-              </w:drawing>
-            </w:r>
           </w:p>
         </w:tc>
         <w:tc>
@@ -682,48 +598,6 @@
               <w:rPr>
                 <w:rtl w:val="0"/>
               </w:rPr>
-            </w:r>
-            <w:r>
-              <w:drawing>
-                <wp:anchor allowOverlap="1" behindDoc="0" distB="0" distT="0" distL="114300" distR="114300" hidden="0" layoutInCell="1" locked="0" relativeHeight="0" simplePos="0">
-                  <wp:simplePos x="0" y="0"/>
-                  <wp:positionH relativeFrom="column">
-                    <wp:posOffset>628650</wp:posOffset>
-                  </wp:positionH>
-                  <wp:positionV relativeFrom="paragraph">
-                    <wp:posOffset>180975</wp:posOffset>
-                  </wp:positionV>
-                  <wp:extent cx="1336939" cy="824579"/>
-                  <wp:effectExtent b="0" l="0" r="0" t="0"/>
-                  <wp:wrapSquare wrapText="bothSides" distB="0" distT="0" distL="114300" distR="114300"/>
-                  <wp:docPr id="51" name="image6.png"/>
-                  <a:graphic>
-                    <a:graphicData uri="http://schemas.openxmlformats.org/drawingml/2006/picture">
-                      <pic:pic>
-                        <pic:nvPicPr>
-                          <pic:cNvPr id="0" name="image6.png"/>
-                          <pic:cNvPicPr preferRelativeResize="0"/>
-                        </pic:nvPicPr>
-                        <pic:blipFill>
-                          <a:blip r:embed="rId9"/>
-                          <a:srcRect b="0" l="0" r="0" t="0"/>
-                          <a:stretch>
-                            <a:fillRect/>
-                          </a:stretch>
-                        </pic:blipFill>
-                        <pic:spPr>
-                          <a:xfrm>
-                            <a:off x="0" y="0"/>
-                            <a:ext cx="1336939" cy="824579"/>
-                          </a:xfrm>
-                          <a:prstGeom prst="rect"/>
-                          <a:ln/>
-                        </pic:spPr>
-                      </pic:pic>
-                    </a:graphicData>
-                  </a:graphic>
-                </wp:anchor>
-              </w:drawing>
             </w:r>
           </w:p>
         </w:tc>
